--- a/ML_Uppgift1_Linnea_Emanuelsson.docx
+++ b/ML_Uppgift1_Linnea_Emanuelsson.docx
@@ -24,67 +24,902 @@
           <w:b/>
           <w:bCs/>
         </w:rPr>
-        <w:t>1) Mål &amp; valt spår</w:t>
-      </w:r>
-    </w:p>
-    <w:p>
-      <w:pPr>
-        <w:ind w:left="720"/>
-      </w:pPr>
-      <w:r>
-        <w:t>Jag valde att gå med Spår B för att få studera lite mer djupgående i hur klassificering fungerar.</w:t>
-      </w:r>
-    </w:p>
-    <w:p>
-      <w:pPr>
-        <w:ind w:left="720"/>
-      </w:pPr>
-      <w:r>
-        <w:t xml:space="preserve">Kunden vill </w:t>
-      </w:r>
-      <w:r>
-        <w:t>ha ett beslutsstöd</w:t>
-      </w:r>
-      <w:r>
-        <w:t xml:space="preserve"> som kan användas när ett nytt område dyker upp</w:t>
-      </w:r>
-      <w:r>
-        <w:t xml:space="preserve"> för att bestämma om området är värt att investera i. Eftersom dem bara har information om  </w:t>
-      </w:r>
-      <w:r>
-        <w:t>områdets egenskaper</w:t>
-      </w:r>
-      <w:r>
-        <w:t xml:space="preserve"> men inte dess bostadsvärde vill dem ha ett verktyg som vägleder dem om det nya området är högpris-område eller ej. </w:t>
-      </w:r>
-    </w:p>
-    <w:p>
+        <w:t>1) </w:t>
+      </w:r>
+      <w:proofErr w:type="spellStart"/>
       <w:r>
         <w:rPr>
           <w:b/>
           <w:bCs/>
         </w:rPr>
-        <w:t>2) Kort data-insikt (EDA)</w:t>
-      </w:r>
-    </w:p>
-    <w:p>
-      <w:pPr>
-        <w:numPr>
-          <w:ilvl w:val="0"/>
-          <w:numId w:val="2"/>
-        </w:numPr>
-      </w:pPr>
-      <w:r>
-        <w:t>2–3 observationer du gjorde om datan (med stöd av någon figur/tabell)</w:t>
-      </w:r>
-    </w:p>
-    <w:p>
+        <w:t>Mål</w:t>
+      </w:r>
+      <w:proofErr w:type="spellEnd"/>
       <w:r>
         <w:rPr>
           <w:b/>
           <w:bCs/>
         </w:rPr>
-        <w:t>3) Metod (ML-flöde)</w:t>
+        <w:t> &amp; </w:t>
+      </w:r>
+      <w:proofErr w:type="spellStart"/>
+      <w:r>
+        <w:rPr>
+          <w:b/>
+          <w:bCs/>
+        </w:rPr>
+        <w:t>valt</w:t>
+      </w:r>
+      <w:proofErr w:type="spellEnd"/>
+      <w:r>
+        <w:rPr>
+          <w:b/>
+          <w:bCs/>
+        </w:rPr>
+        <w:t> </w:t>
+      </w:r>
+      <w:proofErr w:type="spellStart"/>
+      <w:r>
+        <w:rPr>
+          <w:b/>
+          <w:bCs/>
+        </w:rPr>
+        <w:t>spår</w:t>
+      </w:r>
+      <w:proofErr w:type="spellEnd"/>
+    </w:p>
+    <w:p>
+      <w:pPr>
+        <w:ind w:left="720"/>
+      </w:pPr>
+      <w:r>
+        <w:t xml:space="preserve">Jag </w:t>
+      </w:r>
+      <w:proofErr w:type="spellStart"/>
+      <w:r>
+        <w:t>valde</w:t>
+      </w:r>
+      <w:proofErr w:type="spellEnd"/>
+      <w:r>
+        <w:t xml:space="preserve"> </w:t>
+      </w:r>
+      <w:proofErr w:type="spellStart"/>
+      <w:r>
+        <w:t>att</w:t>
+      </w:r>
+      <w:proofErr w:type="spellEnd"/>
+      <w:r>
+        <w:t xml:space="preserve"> </w:t>
+      </w:r>
+      <w:proofErr w:type="spellStart"/>
+      <w:r>
+        <w:t>gå</w:t>
+      </w:r>
+      <w:proofErr w:type="spellEnd"/>
+      <w:r>
+        <w:t xml:space="preserve"> med </w:t>
+      </w:r>
+      <w:proofErr w:type="spellStart"/>
+      <w:r>
+        <w:t>Spår</w:t>
+      </w:r>
+      <w:proofErr w:type="spellEnd"/>
+      <w:r>
+        <w:t xml:space="preserve"> B för </w:t>
+      </w:r>
+      <w:proofErr w:type="spellStart"/>
+      <w:r>
+        <w:t>att</w:t>
+      </w:r>
+      <w:proofErr w:type="spellEnd"/>
+      <w:r>
+        <w:t xml:space="preserve"> </w:t>
+      </w:r>
+      <w:proofErr w:type="spellStart"/>
+      <w:r>
+        <w:t>få</w:t>
+      </w:r>
+      <w:proofErr w:type="spellEnd"/>
+      <w:r>
+        <w:t xml:space="preserve"> </w:t>
+      </w:r>
+      <w:proofErr w:type="spellStart"/>
+      <w:r>
+        <w:t>studera</w:t>
+      </w:r>
+      <w:proofErr w:type="spellEnd"/>
+      <w:r>
+        <w:t xml:space="preserve"> lite </w:t>
+      </w:r>
+      <w:proofErr w:type="spellStart"/>
+      <w:r>
+        <w:t>mer</w:t>
+      </w:r>
+      <w:proofErr w:type="spellEnd"/>
+      <w:r>
+        <w:t xml:space="preserve"> </w:t>
+      </w:r>
+      <w:proofErr w:type="spellStart"/>
+      <w:r>
+        <w:t>djupgående</w:t>
+      </w:r>
+      <w:proofErr w:type="spellEnd"/>
+      <w:r>
+        <w:t xml:space="preserve"> </w:t>
+      </w:r>
+      <w:proofErr w:type="spellStart"/>
+      <w:r>
+        <w:t>i</w:t>
+      </w:r>
+      <w:proofErr w:type="spellEnd"/>
+      <w:r>
+        <w:t xml:space="preserve"> </w:t>
+      </w:r>
+      <w:proofErr w:type="spellStart"/>
+      <w:r>
+        <w:t>hur</w:t>
+      </w:r>
+      <w:proofErr w:type="spellEnd"/>
+      <w:r>
+        <w:t xml:space="preserve"> </w:t>
+      </w:r>
+      <w:proofErr w:type="spellStart"/>
+      <w:r>
+        <w:t>klassificering</w:t>
+      </w:r>
+      <w:proofErr w:type="spellEnd"/>
+      <w:r>
+        <w:t xml:space="preserve"> </w:t>
+      </w:r>
+      <w:proofErr w:type="spellStart"/>
+      <w:r>
+        <w:t>fungerar</w:t>
+      </w:r>
+      <w:proofErr w:type="spellEnd"/>
+      <w:r>
+        <w:t>.</w:t>
+      </w:r>
+    </w:p>
+    <w:p>
+      <w:pPr>
+        <w:ind w:left="720"/>
+      </w:pPr>
+      <w:r>
+        <w:t xml:space="preserve">Kunden </w:t>
+      </w:r>
+      <w:proofErr w:type="spellStart"/>
+      <w:r>
+        <w:t>vill</w:t>
+      </w:r>
+      <w:proofErr w:type="spellEnd"/>
+      <w:r>
+        <w:t xml:space="preserve"> </w:t>
+      </w:r>
+      <w:r>
+        <w:t xml:space="preserve">ha </w:t>
+      </w:r>
+      <w:proofErr w:type="spellStart"/>
+      <w:r>
+        <w:t>ett</w:t>
+      </w:r>
+      <w:proofErr w:type="spellEnd"/>
+      <w:r>
+        <w:t xml:space="preserve"> </w:t>
+      </w:r>
+      <w:proofErr w:type="spellStart"/>
+      <w:r>
+        <w:t>beslutsstöd</w:t>
+      </w:r>
+      <w:proofErr w:type="spellEnd"/>
+      <w:r>
+        <w:t xml:space="preserve"> </w:t>
+      </w:r>
+      <w:proofErr w:type="spellStart"/>
+      <w:r>
+        <w:t>som</w:t>
+      </w:r>
+      <w:proofErr w:type="spellEnd"/>
+      <w:r>
+        <w:t xml:space="preserve"> </w:t>
+      </w:r>
+      <w:proofErr w:type="spellStart"/>
+      <w:r>
+        <w:t>kan</w:t>
+      </w:r>
+      <w:proofErr w:type="spellEnd"/>
+      <w:r>
+        <w:t xml:space="preserve"> </w:t>
+      </w:r>
+      <w:proofErr w:type="spellStart"/>
+      <w:r>
+        <w:t>användas</w:t>
+      </w:r>
+      <w:proofErr w:type="spellEnd"/>
+      <w:r>
+        <w:t xml:space="preserve"> </w:t>
+      </w:r>
+      <w:proofErr w:type="spellStart"/>
+      <w:r>
+        <w:t>när</w:t>
+      </w:r>
+      <w:proofErr w:type="spellEnd"/>
+      <w:r>
+        <w:t xml:space="preserve"> </w:t>
+      </w:r>
+      <w:proofErr w:type="spellStart"/>
+      <w:r>
+        <w:t>ett</w:t>
+      </w:r>
+      <w:proofErr w:type="spellEnd"/>
+      <w:r>
+        <w:t xml:space="preserve"> </w:t>
+      </w:r>
+      <w:proofErr w:type="spellStart"/>
+      <w:r>
+        <w:t>nytt</w:t>
+      </w:r>
+      <w:proofErr w:type="spellEnd"/>
+      <w:r>
+        <w:t xml:space="preserve"> </w:t>
+      </w:r>
+      <w:proofErr w:type="spellStart"/>
+      <w:r>
+        <w:t>område</w:t>
+      </w:r>
+      <w:proofErr w:type="spellEnd"/>
+      <w:r>
+        <w:t xml:space="preserve"> </w:t>
+      </w:r>
+      <w:proofErr w:type="spellStart"/>
+      <w:r>
+        <w:t>dyker</w:t>
+      </w:r>
+      <w:proofErr w:type="spellEnd"/>
+      <w:r>
+        <w:t xml:space="preserve"> </w:t>
+      </w:r>
+      <w:proofErr w:type="spellStart"/>
+      <w:r>
+        <w:t>upp</w:t>
+      </w:r>
+      <w:proofErr w:type="spellEnd"/>
+      <w:r>
+        <w:t xml:space="preserve"> för </w:t>
+      </w:r>
+      <w:proofErr w:type="spellStart"/>
+      <w:r>
+        <w:t>att</w:t>
+      </w:r>
+      <w:proofErr w:type="spellEnd"/>
+      <w:r>
+        <w:t xml:space="preserve"> </w:t>
+      </w:r>
+      <w:proofErr w:type="spellStart"/>
+      <w:r>
+        <w:t>bestämma</w:t>
+      </w:r>
+      <w:proofErr w:type="spellEnd"/>
+      <w:r>
+        <w:t xml:space="preserve"> om </w:t>
+      </w:r>
+      <w:proofErr w:type="spellStart"/>
+      <w:r>
+        <w:t>området</w:t>
+      </w:r>
+      <w:proofErr w:type="spellEnd"/>
+      <w:r>
+        <w:t xml:space="preserve"> </w:t>
+      </w:r>
+      <w:proofErr w:type="spellStart"/>
+      <w:r>
+        <w:t>är</w:t>
+      </w:r>
+      <w:proofErr w:type="spellEnd"/>
+      <w:r>
+        <w:t xml:space="preserve"> </w:t>
+      </w:r>
+      <w:proofErr w:type="spellStart"/>
+      <w:r>
+        <w:t>värt</w:t>
+      </w:r>
+      <w:proofErr w:type="spellEnd"/>
+      <w:r>
+        <w:t xml:space="preserve"> </w:t>
+      </w:r>
+      <w:proofErr w:type="spellStart"/>
+      <w:r>
+        <w:t>att</w:t>
+      </w:r>
+      <w:proofErr w:type="spellEnd"/>
+      <w:r>
+        <w:t xml:space="preserve"> </w:t>
+      </w:r>
+      <w:proofErr w:type="spellStart"/>
+      <w:r>
+        <w:t>investera</w:t>
+      </w:r>
+      <w:proofErr w:type="spellEnd"/>
+      <w:r>
+        <w:t xml:space="preserve"> </w:t>
+      </w:r>
+      <w:proofErr w:type="spellStart"/>
+      <w:r>
+        <w:t>i</w:t>
+      </w:r>
+      <w:proofErr w:type="spellEnd"/>
+      <w:r>
+        <w:t xml:space="preserve">. </w:t>
+      </w:r>
+      <w:proofErr w:type="spellStart"/>
+      <w:r>
+        <w:t>Eftersom</w:t>
+      </w:r>
+      <w:proofErr w:type="spellEnd"/>
+      <w:r>
+        <w:t xml:space="preserve"> dem bara </w:t>
+      </w:r>
+      <w:proofErr w:type="spellStart"/>
+      <w:r>
+        <w:t>har</w:t>
+      </w:r>
+      <w:proofErr w:type="spellEnd"/>
+      <w:r>
+        <w:t xml:space="preserve"> information </w:t>
+      </w:r>
+      <w:proofErr w:type="gramStart"/>
+      <w:r>
+        <w:t xml:space="preserve">om  </w:t>
+      </w:r>
+      <w:proofErr w:type="spellStart"/>
+      <w:r>
+        <w:t>områdets</w:t>
+      </w:r>
+      <w:proofErr w:type="spellEnd"/>
+      <w:proofErr w:type="gramEnd"/>
+      <w:r>
+        <w:t xml:space="preserve"> </w:t>
+      </w:r>
+      <w:proofErr w:type="spellStart"/>
+      <w:r>
+        <w:t>egenskaper</w:t>
+      </w:r>
+      <w:proofErr w:type="spellEnd"/>
+      <w:r>
+        <w:t xml:space="preserve"> men </w:t>
+      </w:r>
+      <w:proofErr w:type="spellStart"/>
+      <w:r>
+        <w:t>inte</w:t>
+      </w:r>
+      <w:proofErr w:type="spellEnd"/>
+      <w:r>
+        <w:t xml:space="preserve"> </w:t>
+      </w:r>
+      <w:proofErr w:type="spellStart"/>
+      <w:r>
+        <w:t>dess</w:t>
+      </w:r>
+      <w:proofErr w:type="spellEnd"/>
+      <w:r>
+        <w:t xml:space="preserve"> </w:t>
+      </w:r>
+      <w:proofErr w:type="spellStart"/>
+      <w:r>
+        <w:t>bostadsvärde</w:t>
+      </w:r>
+      <w:proofErr w:type="spellEnd"/>
+      <w:r>
+        <w:t xml:space="preserve"> </w:t>
+      </w:r>
+      <w:proofErr w:type="spellStart"/>
+      <w:r>
+        <w:t>vill</w:t>
+      </w:r>
+      <w:proofErr w:type="spellEnd"/>
+      <w:r>
+        <w:t xml:space="preserve"> dem ha </w:t>
+      </w:r>
+      <w:proofErr w:type="spellStart"/>
+      <w:r>
+        <w:t>ett</w:t>
+      </w:r>
+      <w:proofErr w:type="spellEnd"/>
+      <w:r>
+        <w:t xml:space="preserve"> </w:t>
+      </w:r>
+      <w:proofErr w:type="spellStart"/>
+      <w:r>
+        <w:t>verktyg</w:t>
+      </w:r>
+      <w:proofErr w:type="spellEnd"/>
+      <w:r>
+        <w:t xml:space="preserve"> </w:t>
+      </w:r>
+      <w:proofErr w:type="spellStart"/>
+      <w:r>
+        <w:t>som</w:t>
+      </w:r>
+      <w:proofErr w:type="spellEnd"/>
+      <w:r>
+        <w:t xml:space="preserve"> </w:t>
+      </w:r>
+      <w:proofErr w:type="spellStart"/>
+      <w:r>
+        <w:t>vägleder</w:t>
+      </w:r>
+      <w:proofErr w:type="spellEnd"/>
+      <w:r>
+        <w:t xml:space="preserve"> dem om det </w:t>
+      </w:r>
+      <w:proofErr w:type="spellStart"/>
+      <w:r>
+        <w:t>nya</w:t>
+      </w:r>
+      <w:proofErr w:type="spellEnd"/>
+      <w:r>
+        <w:t xml:space="preserve"> </w:t>
+      </w:r>
+      <w:proofErr w:type="spellStart"/>
+      <w:r>
+        <w:t>området</w:t>
+      </w:r>
+      <w:proofErr w:type="spellEnd"/>
+      <w:r>
+        <w:t xml:space="preserve"> </w:t>
+      </w:r>
+      <w:proofErr w:type="spellStart"/>
+      <w:r>
+        <w:t>är</w:t>
+      </w:r>
+      <w:proofErr w:type="spellEnd"/>
+      <w:r>
+        <w:t xml:space="preserve"> </w:t>
+      </w:r>
+      <w:proofErr w:type="spellStart"/>
+      <w:r>
+        <w:t>högpris-område</w:t>
+      </w:r>
+      <w:proofErr w:type="spellEnd"/>
+      <w:r>
+        <w:t xml:space="preserve"> </w:t>
+      </w:r>
+      <w:proofErr w:type="spellStart"/>
+      <w:r>
+        <w:t>eller</w:t>
+      </w:r>
+      <w:proofErr w:type="spellEnd"/>
+      <w:r>
+        <w:t xml:space="preserve"> </w:t>
+      </w:r>
+      <w:proofErr w:type="spellStart"/>
+      <w:r>
+        <w:t>ej</w:t>
+      </w:r>
+      <w:proofErr w:type="spellEnd"/>
+      <w:r>
+        <w:t xml:space="preserve">. </w:t>
+      </w:r>
+    </w:p>
+    <w:p>
+      <w:r>
+        <w:rPr>
+          <w:b/>
+          <w:bCs/>
+        </w:rPr>
+        <w:t>2) Kort data-</w:t>
+      </w:r>
+      <w:proofErr w:type="spellStart"/>
+      <w:r>
+        <w:rPr>
+          <w:b/>
+          <w:bCs/>
+        </w:rPr>
+        <w:t>insikt</w:t>
+      </w:r>
+      <w:proofErr w:type="spellEnd"/>
+      <w:r>
+        <w:rPr>
+          <w:b/>
+          <w:bCs/>
+        </w:rPr>
+        <w:t> (EDA)</w:t>
+      </w:r>
+    </w:p>
+    <w:p>
+      <w:r>
+        <w:drawing>
+          <wp:inline distT="0" distB="0" distL="0" distR="0" wp14:anchorId="06AA60BA" wp14:editId="597A23B8">
+            <wp:extent cx="5731510" cy="4513580"/>
+            <wp:effectExtent l="0" t="0" r="2540" b="1270"/>
+            <wp:docPr id="1209936076" name="Picture 1"/>
+            <wp:cNvGraphicFramePr>
+              <a:graphicFrameLocks xmlns:a="http://schemas.openxmlformats.org/drawingml/2006/main" noChangeAspect="1"/>
+            </wp:cNvGraphicFramePr>
+            <a:graphic xmlns:a="http://schemas.openxmlformats.org/drawingml/2006/main">
+              <a:graphicData uri="http://schemas.openxmlformats.org/drawingml/2006/picture">
+                <pic:pic xmlns:pic="http://schemas.openxmlformats.org/drawingml/2006/picture">
+                  <pic:nvPicPr>
+                    <pic:cNvPr id="1209936076" name=""/>
+                    <pic:cNvPicPr/>
+                  </pic:nvPicPr>
+                  <pic:blipFill>
+                    <a:blip r:embed="rId5"/>
+                    <a:stretch>
+                      <a:fillRect/>
+                    </a:stretch>
+                  </pic:blipFill>
+                  <pic:spPr>
+                    <a:xfrm>
+                      <a:off x="0" y="0"/>
+                      <a:ext cx="5731510" cy="4513580"/>
+                    </a:xfrm>
+                    <a:prstGeom prst="rect">
+                      <a:avLst/>
+                    </a:prstGeom>
+                  </pic:spPr>
+                </pic:pic>
+              </a:graphicData>
+            </a:graphic>
+          </wp:inline>
+        </w:drawing>
+      </w:r>
+    </w:p>
+    <w:p>
+      <w:r>
+        <w:t xml:space="preserve">Den </w:t>
+      </w:r>
+      <w:proofErr w:type="spellStart"/>
+      <w:r>
+        <w:t>geografiska</w:t>
+      </w:r>
+      <w:proofErr w:type="spellEnd"/>
+      <w:r>
+        <w:t xml:space="preserve"> </w:t>
+      </w:r>
+      <w:proofErr w:type="spellStart"/>
+      <w:r>
+        <w:t>scatterploten</w:t>
+      </w:r>
+      <w:proofErr w:type="spellEnd"/>
+      <w:r>
+        <w:t xml:space="preserve"> </w:t>
+      </w:r>
+      <w:proofErr w:type="spellStart"/>
+      <w:r>
+        <w:t>visar</w:t>
+      </w:r>
+      <w:proofErr w:type="spellEnd"/>
+      <w:r>
+        <w:t xml:space="preserve"> </w:t>
+      </w:r>
+      <w:proofErr w:type="spellStart"/>
+      <w:r>
+        <w:t>tydliga</w:t>
+      </w:r>
+      <w:proofErr w:type="spellEnd"/>
+      <w:r>
+        <w:t xml:space="preserve"> </w:t>
+      </w:r>
+      <w:proofErr w:type="spellStart"/>
+      <w:r>
+        <w:t>kluster</w:t>
+      </w:r>
+      <w:proofErr w:type="spellEnd"/>
+      <w:r>
+        <w:t xml:space="preserve"> </w:t>
+      </w:r>
+      <w:proofErr w:type="spellStart"/>
+      <w:r>
+        <w:t>där</w:t>
+      </w:r>
+      <w:proofErr w:type="spellEnd"/>
+      <w:r>
+        <w:t xml:space="preserve"> </w:t>
+      </w:r>
+      <w:proofErr w:type="spellStart"/>
+      <w:r>
+        <w:t>bostadsvärden</w:t>
+      </w:r>
+      <w:proofErr w:type="spellEnd"/>
+      <w:r>
+        <w:t xml:space="preserve"> </w:t>
+      </w:r>
+      <w:proofErr w:type="spellStart"/>
+      <w:r>
+        <w:t>är</w:t>
+      </w:r>
+      <w:proofErr w:type="spellEnd"/>
+      <w:r>
+        <w:t xml:space="preserve"> </w:t>
+      </w:r>
+      <w:proofErr w:type="spellStart"/>
+      <w:r>
+        <w:t>högre</w:t>
+      </w:r>
+      <w:proofErr w:type="spellEnd"/>
+      <w:r>
+        <w:t xml:space="preserve">, </w:t>
+      </w:r>
+      <w:proofErr w:type="spellStart"/>
+      <w:r>
+        <w:t>framför</w:t>
+      </w:r>
+      <w:proofErr w:type="spellEnd"/>
+      <w:r>
+        <w:t xml:space="preserve"> </w:t>
+      </w:r>
+      <w:proofErr w:type="spellStart"/>
+      <w:r>
+        <w:t>allt</w:t>
+      </w:r>
+      <w:proofErr w:type="spellEnd"/>
+      <w:r>
+        <w:t xml:space="preserve"> </w:t>
+      </w:r>
+      <w:proofErr w:type="spellStart"/>
+      <w:r>
+        <w:t>längs</w:t>
+      </w:r>
+      <w:proofErr w:type="spellEnd"/>
+      <w:r>
+        <w:t xml:space="preserve"> </w:t>
+      </w:r>
+      <w:proofErr w:type="spellStart"/>
+      <w:r>
+        <w:t>kusten</w:t>
+      </w:r>
+      <w:proofErr w:type="spellEnd"/>
+      <w:r>
+        <w:t>.</w:t>
+      </w:r>
+    </w:p>
+    <w:p>
+      <w:r>
+        <w:t xml:space="preserve">Detta </w:t>
+      </w:r>
+      <w:proofErr w:type="spellStart"/>
+      <w:r>
+        <w:t>bekräftar</w:t>
+      </w:r>
+      <w:proofErr w:type="spellEnd"/>
+      <w:r>
+        <w:t xml:space="preserve"> </w:t>
+      </w:r>
+      <w:proofErr w:type="spellStart"/>
+      <w:r>
+        <w:t>att</w:t>
+      </w:r>
+      <w:proofErr w:type="spellEnd"/>
+      <w:r>
+        <w:t xml:space="preserve"> </w:t>
+      </w:r>
+      <w:proofErr w:type="spellStart"/>
+      <w:r>
+        <w:t>geografi</w:t>
+      </w:r>
+      <w:proofErr w:type="spellEnd"/>
+      <w:r>
+        <w:t xml:space="preserve"> </w:t>
+      </w:r>
+      <w:proofErr w:type="spellStart"/>
+      <w:r>
+        <w:t>är</w:t>
+      </w:r>
+      <w:proofErr w:type="spellEnd"/>
+      <w:r>
+        <w:t xml:space="preserve"> </w:t>
+      </w:r>
+      <w:proofErr w:type="spellStart"/>
+      <w:r>
+        <w:t>en</w:t>
+      </w:r>
+      <w:proofErr w:type="spellEnd"/>
+      <w:r>
+        <w:t xml:space="preserve"> </w:t>
+      </w:r>
+      <w:proofErr w:type="spellStart"/>
+      <w:r>
+        <w:t>starkt</w:t>
+      </w:r>
+      <w:proofErr w:type="spellEnd"/>
+      <w:r>
+        <w:t xml:space="preserve"> </w:t>
+      </w:r>
+      <w:proofErr w:type="spellStart"/>
+      <w:r>
+        <w:t>förklarande</w:t>
+      </w:r>
+      <w:proofErr w:type="spellEnd"/>
+      <w:r>
+        <w:t xml:space="preserve"> </w:t>
+      </w:r>
+      <w:proofErr w:type="spellStart"/>
+      <w:r>
+        <w:t>variabel</w:t>
+      </w:r>
+      <w:proofErr w:type="spellEnd"/>
+      <w:r>
+        <w:t xml:space="preserve"> och </w:t>
+      </w:r>
+      <w:proofErr w:type="spellStart"/>
+      <w:r>
+        <w:t>motiverar</w:t>
+      </w:r>
+      <w:proofErr w:type="spellEnd"/>
+      <w:r>
+        <w:t xml:space="preserve"> </w:t>
+      </w:r>
+      <w:proofErr w:type="spellStart"/>
+      <w:r>
+        <w:t>varför</w:t>
+      </w:r>
+      <w:proofErr w:type="spellEnd"/>
+      <w:r>
+        <w:t xml:space="preserve"> longitude och latitude </w:t>
+      </w:r>
+      <w:proofErr w:type="spellStart"/>
+      <w:r>
+        <w:t>bör</w:t>
+      </w:r>
+      <w:proofErr w:type="spellEnd"/>
+      <w:r>
+        <w:t xml:space="preserve"> </w:t>
+      </w:r>
+      <w:proofErr w:type="spellStart"/>
+      <w:r>
+        <w:t>ingå</w:t>
+      </w:r>
+      <w:proofErr w:type="spellEnd"/>
+      <w:r>
+        <w:t xml:space="preserve"> </w:t>
+      </w:r>
+      <w:proofErr w:type="spellStart"/>
+      <w:r>
+        <w:t>i</w:t>
+      </w:r>
+      <w:proofErr w:type="spellEnd"/>
+      <w:r>
+        <w:t xml:space="preserve"> </w:t>
+      </w:r>
+      <w:proofErr w:type="spellStart"/>
+      <w:r>
+        <w:t>modellen</w:t>
+      </w:r>
+      <w:proofErr w:type="spellEnd"/>
+      <w:r>
+        <w:t>.</w:t>
+      </w:r>
+    </w:p>
+    <w:p>
+      <w:proofErr w:type="spellStart"/>
+      <w:r>
+        <w:lastRenderedPageBreak/>
+        <w:t>Figuren</w:t>
+      </w:r>
+      <w:proofErr w:type="spellEnd"/>
+      <w:r>
+        <w:t xml:space="preserve"> </w:t>
+      </w:r>
+      <w:proofErr w:type="spellStart"/>
+      <w:r>
+        <w:t>hjälper</w:t>
+      </w:r>
+      <w:proofErr w:type="spellEnd"/>
+      <w:r>
+        <w:t xml:space="preserve"> </w:t>
+      </w:r>
+      <w:proofErr w:type="spellStart"/>
+      <w:r>
+        <w:t>även</w:t>
+      </w:r>
+      <w:proofErr w:type="spellEnd"/>
+      <w:r>
+        <w:t xml:space="preserve"> stakeholders </w:t>
+      </w:r>
+      <w:proofErr w:type="spellStart"/>
+      <w:r>
+        <w:t>att</w:t>
+      </w:r>
+      <w:proofErr w:type="spellEnd"/>
+      <w:r>
+        <w:t xml:space="preserve"> </w:t>
+      </w:r>
+      <w:proofErr w:type="spellStart"/>
+      <w:r>
+        <w:t>intuitivt</w:t>
+      </w:r>
+      <w:proofErr w:type="spellEnd"/>
+      <w:r>
+        <w:t xml:space="preserve"> </w:t>
+      </w:r>
+      <w:proofErr w:type="spellStart"/>
+      <w:r>
+        <w:t>förstå</w:t>
+      </w:r>
+      <w:proofErr w:type="spellEnd"/>
+      <w:r>
+        <w:t xml:space="preserve"> </w:t>
+      </w:r>
+      <w:proofErr w:type="spellStart"/>
+      <w:r>
+        <w:t>varför</w:t>
+      </w:r>
+      <w:proofErr w:type="spellEnd"/>
+      <w:r>
+        <w:t xml:space="preserve"> </w:t>
+      </w:r>
+      <w:proofErr w:type="spellStart"/>
+      <w:r>
+        <w:t>vissa</w:t>
+      </w:r>
+      <w:proofErr w:type="spellEnd"/>
+      <w:r>
+        <w:t xml:space="preserve"> </w:t>
+      </w:r>
+      <w:proofErr w:type="spellStart"/>
+      <w:r>
+        <w:t>områden</w:t>
+      </w:r>
+      <w:proofErr w:type="spellEnd"/>
+      <w:r>
+        <w:t xml:space="preserve"> </w:t>
+      </w:r>
+      <w:proofErr w:type="spellStart"/>
+      <w:r>
+        <w:t>systematiskt</w:t>
+      </w:r>
+      <w:proofErr w:type="spellEnd"/>
+      <w:r>
+        <w:t xml:space="preserve"> </w:t>
+      </w:r>
+      <w:proofErr w:type="spellStart"/>
+      <w:r>
+        <w:t>har</w:t>
+      </w:r>
+      <w:proofErr w:type="spellEnd"/>
+      <w:r>
+        <w:t xml:space="preserve"> </w:t>
+      </w:r>
+      <w:proofErr w:type="spellStart"/>
+      <w:r>
+        <w:t>högre</w:t>
+      </w:r>
+      <w:proofErr w:type="spellEnd"/>
+      <w:r>
+        <w:t xml:space="preserve"> </w:t>
+      </w:r>
+      <w:proofErr w:type="spellStart"/>
+      <w:r>
+        <w:t>värden</w:t>
+      </w:r>
+      <w:proofErr w:type="spellEnd"/>
+      <w:r>
+        <w:t>.</w:t>
+      </w:r>
+    </w:p>
+    <w:p>
+      <w:r>
+        <w:rPr>
+          <w:b/>
+          <w:bCs/>
+        </w:rPr>
+        <w:t>3) Metod (ML-</w:t>
+      </w:r>
+      <w:proofErr w:type="spellStart"/>
+      <w:r>
+        <w:rPr>
+          <w:b/>
+          <w:bCs/>
+        </w:rPr>
+        <w:t>flöde</w:t>
+      </w:r>
+      <w:proofErr w:type="spellEnd"/>
+      <w:r>
+        <w:rPr>
+          <w:b/>
+          <w:bCs/>
+        </w:rPr>
+        <w:t>)</w:t>
       </w:r>
     </w:p>
     <w:p>
@@ -94,8 +929,69 @@
           <w:numId w:val="3"/>
         </w:numPr>
       </w:pPr>
-      <w:r>
-        <w:t>Beskriv kort varför vi har ett testset och hur du använder det.</w:t>
+      <w:proofErr w:type="spellStart"/>
+      <w:r>
+        <w:t>Beskriv</w:t>
+      </w:r>
+      <w:proofErr w:type="spellEnd"/>
+      <w:r>
+        <w:t> </w:t>
+      </w:r>
+      <w:proofErr w:type="spellStart"/>
+      <w:r>
+        <w:t>kort</w:t>
+      </w:r>
+      <w:proofErr w:type="spellEnd"/>
+      <w:r>
+        <w:t> </w:t>
+      </w:r>
+      <w:proofErr w:type="spellStart"/>
+      <w:r>
+        <w:t>varför</w:t>
+      </w:r>
+      <w:proofErr w:type="spellEnd"/>
+      <w:r>
+        <w:t> vi </w:t>
+      </w:r>
+      <w:proofErr w:type="spellStart"/>
+      <w:r>
+        <w:t>har</w:t>
+      </w:r>
+      <w:proofErr w:type="spellEnd"/>
+      <w:r>
+        <w:t> </w:t>
+      </w:r>
+      <w:proofErr w:type="spellStart"/>
+      <w:r>
+        <w:t>ett</w:t>
+      </w:r>
+      <w:proofErr w:type="spellEnd"/>
+      <w:r>
+        <w:t> </w:t>
+      </w:r>
+      <w:proofErr w:type="spellStart"/>
+      <w:r>
+        <w:t>testset</w:t>
+      </w:r>
+      <w:proofErr w:type="spellEnd"/>
+      <w:r>
+        <w:t> och </w:t>
+      </w:r>
+      <w:proofErr w:type="spellStart"/>
+      <w:r>
+        <w:t>hur</w:t>
+      </w:r>
+      <w:proofErr w:type="spellEnd"/>
+      <w:r>
+        <w:t> du </w:t>
+      </w:r>
+      <w:proofErr w:type="spellStart"/>
+      <w:r>
+        <w:t>använder</w:t>
+      </w:r>
+      <w:proofErr w:type="spellEnd"/>
+      <w:r>
+        <w:t> det.</w:t>
       </w:r>
     </w:p>
     <w:p>
@@ -106,8 +1002,29 @@
         </w:numPr>
       </w:pPr>
       <w:r>
-        <w:t>Hur du delade data (train/test) och hur du utvärderade</w:t>
-      </w:r>
+        <w:t>Hur du </w:t>
+      </w:r>
+      <w:proofErr w:type="spellStart"/>
+      <w:r>
+        <w:t>delade</w:t>
+      </w:r>
+      <w:proofErr w:type="spellEnd"/>
+      <w:r>
+        <w:t> data (train/test) och </w:t>
+      </w:r>
+      <w:proofErr w:type="spellStart"/>
+      <w:r>
+        <w:t>hur</w:t>
+      </w:r>
+      <w:proofErr w:type="spellEnd"/>
+      <w:r>
+        <w:t> du </w:t>
+      </w:r>
+      <w:proofErr w:type="spellStart"/>
+      <w:r>
+        <w:t>utvärderade</w:t>
+      </w:r>
+      <w:proofErr w:type="spellEnd"/>
     </w:p>
     <w:p>
       <w:pPr>
@@ -116,8 +1033,37 @@
           <w:numId w:val="3"/>
         </w:numPr>
       </w:pPr>
-      <w:r>
-        <w:t>Vilka modeller du testade och varför (kort)</w:t>
+      <w:proofErr w:type="spellStart"/>
+      <w:r>
+        <w:t>Vilka</w:t>
+      </w:r>
+      <w:proofErr w:type="spellEnd"/>
+      <w:r>
+        <w:t> modeller du </w:t>
+      </w:r>
+      <w:proofErr w:type="spellStart"/>
+      <w:r>
+        <w:t>testade</w:t>
+      </w:r>
+      <w:proofErr w:type="spellEnd"/>
+      <w:r>
+        <w:t> och </w:t>
+      </w:r>
+      <w:proofErr w:type="spellStart"/>
+      <w:r>
+        <w:t>varför</w:t>
+      </w:r>
+      <w:proofErr w:type="spellEnd"/>
+      <w:r>
+        <w:t> (</w:t>
+      </w:r>
+      <w:proofErr w:type="spellStart"/>
+      <w:r>
+        <w:t>kort</w:t>
+      </w:r>
+      <w:proofErr w:type="spellEnd"/>
+      <w:r>
+        <w:t>)</w:t>
       </w:r>
     </w:p>
     <w:p>
@@ -128,8 +1074,29 @@
         </w:numPr>
       </w:pPr>
       <w:r>
-        <w:t>Vilken metric du utvärderade/optimerade mot och varför</w:t>
-      </w:r>
+        <w:t>Vilken metric du </w:t>
+      </w:r>
+      <w:proofErr w:type="spellStart"/>
+      <w:r>
+        <w:t>utvärderade</w:t>
+      </w:r>
+      <w:proofErr w:type="spellEnd"/>
+      <w:r>
+        <w:t>/</w:t>
+      </w:r>
+      <w:proofErr w:type="spellStart"/>
+      <w:r>
+        <w:t>optimerade</w:t>
+      </w:r>
+      <w:proofErr w:type="spellEnd"/>
+      <w:r>
+        <w:t> mot och </w:t>
+      </w:r>
+      <w:proofErr w:type="spellStart"/>
+      <w:r>
+        <w:t>varför</w:t>
+      </w:r>
+      <w:proofErr w:type="spellEnd"/>
     </w:p>
     <w:p>
       <w:r>
@@ -137,8 +1104,17 @@
           <w:b/>
           <w:bCs/>
         </w:rPr>
-        <w:t>4) Resultat</w:t>
-      </w:r>
+        <w:t>4) </w:t>
+      </w:r>
+      <w:proofErr w:type="spellStart"/>
+      <w:r>
+        <w:rPr>
+          <w:b/>
+          <w:bCs/>
+        </w:rPr>
+        <w:t>Resultat</w:t>
+      </w:r>
+      <w:proofErr w:type="spellEnd"/>
     </w:p>
     <w:p>
       <w:pPr>
@@ -147,8 +1123,21 @@
           <w:numId w:val="4"/>
         </w:numPr>
       </w:pPr>
-      <w:r>
-        <w:t>Jämförelse av modeller (kort)</w:t>
+      <w:proofErr w:type="spellStart"/>
+      <w:r>
+        <w:t>Jämförelse</w:t>
+      </w:r>
+      <w:proofErr w:type="spellEnd"/>
+      <w:r>
+        <w:t> av modeller (</w:t>
+      </w:r>
+      <w:proofErr w:type="spellStart"/>
+      <w:r>
+        <w:t>kort</w:t>
+      </w:r>
+      <w:proofErr w:type="spellEnd"/>
+      <w:r>
+        <w:t>)</w:t>
       </w:r>
     </w:p>
     <w:p>
@@ -158,9 +1147,35 @@
           <w:numId w:val="4"/>
         </w:numPr>
       </w:pPr>
-      <w:r>
-        <w:t>Resultat efter tuning av vald modell</w:t>
-      </w:r>
+      <w:proofErr w:type="spellStart"/>
+      <w:r>
+        <w:t>Resultat</w:t>
+      </w:r>
+      <w:proofErr w:type="spellEnd"/>
+      <w:r>
+        <w:t> </w:t>
+      </w:r>
+      <w:proofErr w:type="spellStart"/>
+      <w:r>
+        <w:t>efter</w:t>
+      </w:r>
+      <w:proofErr w:type="spellEnd"/>
+      <w:r>
+        <w:t> tuning av </w:t>
+      </w:r>
+      <w:proofErr w:type="spellStart"/>
+      <w:r>
+        <w:t>vald</w:t>
+      </w:r>
+      <w:proofErr w:type="spellEnd"/>
+      <w:r>
+        <w:t> </w:t>
+      </w:r>
+      <w:proofErr w:type="spellStart"/>
+      <w:r>
+        <w:t>modell</w:t>
+      </w:r>
+      <w:proofErr w:type="spellEnd"/>
     </w:p>
     <w:p>
       <w:pPr>
@@ -169,9 +1184,19 @@
           <w:numId w:val="4"/>
         </w:numPr>
       </w:pPr>
-      <w:r>
-        <w:t>Slutlig test-prestanda</w:t>
-      </w:r>
+      <w:proofErr w:type="spellStart"/>
+      <w:r>
+        <w:t>Slutlig</w:t>
+      </w:r>
+      <w:proofErr w:type="spellEnd"/>
+      <w:r>
+        <w:t> test-</w:t>
+      </w:r>
+      <w:proofErr w:type="spellStart"/>
+      <w:r>
+        <w:t>prestanda</w:t>
+      </w:r>
+      <w:proofErr w:type="spellEnd"/>
     </w:p>
     <w:p>
       <w:r>
@@ -179,8 +1204,17 @@
           <w:b/>
           <w:bCs/>
         </w:rPr>
-        <w:t>5) Rekommendation</w:t>
-      </w:r>
+        <w:t>5) </w:t>
+      </w:r>
+      <w:proofErr w:type="spellStart"/>
+      <w:r>
+        <w:rPr>
+          <w:b/>
+          <w:bCs/>
+        </w:rPr>
+        <w:t>Rekommendation</w:t>
+      </w:r>
+      <w:proofErr w:type="spellEnd"/>
     </w:p>
     <w:p>
       <w:pPr>
@@ -199,8 +1233,17 @@
           <w:b/>
           <w:bCs/>
         </w:rPr>
-        <w:t>6) Risker &amp; begränsningar</w:t>
-      </w:r>
+        <w:t>6) Risker &amp; </w:t>
+      </w:r>
+      <w:proofErr w:type="spellStart"/>
+      <w:r>
+        <w:rPr>
+          <w:b/>
+          <w:bCs/>
+        </w:rPr>
+        <w:t>begränsningar</w:t>
+      </w:r>
+      <w:proofErr w:type="spellEnd"/>
     </w:p>
     <w:p>
       <w:pPr>
@@ -219,12 +1262,53 @@
           <w:b/>
           <w:bCs/>
         </w:rPr>
-        <w:t>7) Oövervakad inlärning</w:t>
-      </w:r>
+        <w:t>7) </w:t>
+      </w:r>
+      <w:proofErr w:type="spellStart"/>
+      <w:r>
+        <w:rPr>
+          <w:b/>
+          <w:bCs/>
+        </w:rPr>
+        <w:t>Oövervakad</w:t>
+      </w:r>
+      <w:proofErr w:type="spellEnd"/>
+      <w:r>
+        <w:rPr>
+          <w:b/>
+          <w:bCs/>
+        </w:rPr>
+        <w:t> </w:t>
+      </w:r>
+      <w:proofErr w:type="spellStart"/>
+      <w:r>
+        <w:rPr>
+          <w:b/>
+          <w:bCs/>
+        </w:rPr>
+        <w:t>inlärning</w:t>
+      </w:r>
+      <w:proofErr w:type="spellEnd"/>
     </w:p>
     <w:p>
       <w:r>
-        <w:t> Redogör kort för:</w:t>
+        <w:t> </w:t>
+      </w:r>
+      <w:proofErr w:type="spellStart"/>
+      <w:r>
+        <w:t>Redogör</w:t>
+      </w:r>
+      <w:proofErr w:type="spellEnd"/>
+      <w:r>
+        <w:t> </w:t>
+      </w:r>
+      <w:proofErr w:type="spellStart"/>
+      <w:r>
+        <w:t>kort</w:t>
+      </w:r>
+      <w:proofErr w:type="spellEnd"/>
+      <w:r>
+        <w:t> för:</w:t>
       </w:r>
     </w:p>
     <w:p>
@@ -234,9 +1318,35 @@
           <w:numId w:val="7"/>
         </w:numPr>
       </w:pPr>
-      <w:r>
-        <w:t>vad oövervakad inlärning är</w:t>
-      </w:r>
+      <w:proofErr w:type="spellStart"/>
+      <w:r>
+        <w:t>vad</w:t>
+      </w:r>
+      <w:proofErr w:type="spellEnd"/>
+      <w:r>
+        <w:t> </w:t>
+      </w:r>
+      <w:proofErr w:type="spellStart"/>
+      <w:r>
+        <w:t>oövervakad</w:t>
+      </w:r>
+      <w:proofErr w:type="spellEnd"/>
+      <w:r>
+        <w:t> </w:t>
+      </w:r>
+      <w:proofErr w:type="spellStart"/>
+      <w:r>
+        <w:t>inlärning</w:t>
+      </w:r>
+      <w:proofErr w:type="spellEnd"/>
+      <w:r>
+        <w:t> </w:t>
+      </w:r>
+      <w:proofErr w:type="spellStart"/>
+      <w:r>
+        <w:t>är</w:t>
+      </w:r>
+      <w:proofErr w:type="spellEnd"/>
     </w:p>
     <w:p>
       <w:pPr>
@@ -245,9 +1355,43 @@
           <w:numId w:val="7"/>
         </w:numPr>
       </w:pPr>
-      <w:r>
-        <w:t>när det är relevant i det här caset</w:t>
-      </w:r>
+      <w:proofErr w:type="spellStart"/>
+      <w:r>
+        <w:t>när</w:t>
+      </w:r>
+      <w:proofErr w:type="spellEnd"/>
+      <w:r>
+        <w:t> det </w:t>
+      </w:r>
+      <w:proofErr w:type="spellStart"/>
+      <w:r>
+        <w:t>är</w:t>
+      </w:r>
+      <w:proofErr w:type="spellEnd"/>
+      <w:r>
+        <w:t> relevant </w:t>
+      </w:r>
+      <w:proofErr w:type="spellStart"/>
+      <w:r>
+        <w:t>i</w:t>
+      </w:r>
+      <w:proofErr w:type="spellEnd"/>
+      <w:r>
+        <w:t> det </w:t>
+      </w:r>
+      <w:proofErr w:type="spellStart"/>
+      <w:r>
+        <w:t>här</w:t>
+      </w:r>
+      <w:proofErr w:type="spellEnd"/>
+      <w:r>
+        <w:t> </w:t>
+      </w:r>
+      <w:proofErr w:type="spellStart"/>
+      <w:r>
+        <w:t>caset</w:t>
+      </w:r>
+      <w:proofErr w:type="spellEnd"/>
     </w:p>
     <w:p>
       <w:pPr>
@@ -256,8 +1400,37 @@
           <w:numId w:val="7"/>
         </w:numPr>
       </w:pPr>
-      <w:r>
-        <w:t>vad PCA respektive klustring är till för</w:t>
+      <w:proofErr w:type="spellStart"/>
+      <w:r>
+        <w:t>vad</w:t>
+      </w:r>
+      <w:proofErr w:type="spellEnd"/>
+      <w:r>
+        <w:t> PCA </w:t>
+      </w:r>
+      <w:proofErr w:type="spellStart"/>
+      <w:r>
+        <w:t>respektive</w:t>
+      </w:r>
+      <w:proofErr w:type="spellEnd"/>
+      <w:r>
+        <w:t> </w:t>
+      </w:r>
+      <w:proofErr w:type="spellStart"/>
+      <w:r>
+        <w:t>klustring</w:t>
+      </w:r>
+      <w:proofErr w:type="spellEnd"/>
+      <w:r>
+        <w:t> </w:t>
+      </w:r>
+      <w:proofErr w:type="spellStart"/>
+      <w:r>
+        <w:t>är</w:t>
+      </w:r>
+      <w:proofErr w:type="spellEnd"/>
+      <w:r>
+        <w:t> till för</w:t>
       </w:r>
     </w:p>
     <w:p>
@@ -267,10 +1440,19 @@
           <w:numId w:val="7"/>
         </w:numPr>
       </w:pPr>
-      <w:r>
-        <w:lastRenderedPageBreak/>
-        <w:t>två risker/fallgropar</w:t>
-      </w:r>
+      <w:proofErr w:type="spellStart"/>
+      <w:r>
+        <w:t>två</w:t>
+      </w:r>
+      <w:proofErr w:type="spellEnd"/>
+      <w:r>
+        <w:t> risker/</w:t>
+      </w:r>
+      <w:proofErr w:type="spellStart"/>
+      <w:r>
+        <w:t>fallgropar</w:t>
+      </w:r>
+      <w:proofErr w:type="spellEnd"/>
     </w:p>
     <w:p>
       <w:pPr>
@@ -299,8 +1481,17 @@
           <w:b/>
           <w:bCs/>
         </w:rPr>
-        <w:t>8) Självreflektion</w:t>
-      </w:r>
+        <w:t>8) </w:t>
+      </w:r>
+      <w:proofErr w:type="spellStart"/>
+      <w:r>
+        <w:rPr>
+          <w:b/>
+          <w:bCs/>
+        </w:rPr>
+        <w:t>Självreflektion</w:t>
+      </w:r>
+      <w:proofErr w:type="spellEnd"/>
     </w:p>
     <w:p>
       <w:pPr>
@@ -310,7 +1501,23 @@
         </w:numPr>
       </w:pPr>
       <w:r>
-        <w:t>Vad gjorde du bra? Vad var svårast?</w:t>
+        <w:t>Vad </w:t>
+      </w:r>
+      <w:proofErr w:type="spellStart"/>
+      <w:r>
+        <w:t>gjorde</w:t>
+      </w:r>
+      <w:proofErr w:type="spellEnd"/>
+      <w:r>
+        <w:t> du bra? Vad var </w:t>
+      </w:r>
+      <w:proofErr w:type="spellStart"/>
+      <w:r>
+        <w:t>svårast</w:t>
+      </w:r>
+      <w:proofErr w:type="spellEnd"/>
+      <w:r>
+        <w:t>?</w:t>
       </w:r>
     </w:p>
     <w:p>
